--- a/output/publication/ai-fms-multichannel-release-2026-08-25/01-zenodo-preprint/AI-FMS_System_Development_Phase_I_Evaluation_Preprint.zh-CN.docx
+++ b/output/publication/ai-fms-multichannel-release-2026-08-25/01-zenodo-preprint/AI-FMS_System_Development_Phase_I_Evaluation_Preprint.zh-CN.docx
@@ -59,25 +59,8 @@
           <w:b/>
           <w:color w:val="24343B"/>
           <w:sz w:val="24"/>
-          <w:highlight w:val="yellow"/>
         </w:rPr>
-        <w:t>Haoran Zhu • [确认其他作者]</w:t>
-      </w:r>
-    </w:p>
-    <w:p>
-      <w:pPr>
-        <w:spacing w:after="140"/>
-        <w:jc w:val="center"/>
-      </w:pPr>
-      <w:r>
-        <w:rPr>
-          <w:rFonts w:ascii="Arial Unicode MS" w:hAnsi="Arial Unicode MS" w:eastAsia="Arial Unicode MS"/>
-          <w:b w:val="0"/>
-          <w:color w:val="5F7279"/>
-          <w:sz w:val="20"/>
-          <w:highlight w:val="yellow"/>
-        </w:rPr>
-        <w:t>[确认单位和通讯邮箱]</w:t>
+        <w:t>Haoran ZHU</w:t>
       </w:r>
     </w:p>
     <w:p>
@@ -92,7 +75,37 @@
           <w:color w:val="5F7279"/>
           <w:sz w:val="20"/>
         </w:rPr>
-        <w:t>版本 1.0 中文翻译审阅稿 • 2026 年 8 月 26 日</w:t>
+        <w:t>Kang Chiao International School East China Campus</w:t>
+      </w:r>
+    </w:p>
+    <w:p>
+      <w:pPr>
+        <w:spacing w:after="140"/>
+        <w:jc w:val="center"/>
+      </w:pPr>
+      <w:r>
+        <w:rPr>
+          <w:rFonts w:ascii="Arial Unicode MS" w:hAnsi="Arial Unicode MS" w:eastAsia="Arial Unicode MS"/>
+          <w:b w:val="0"/>
+          <w:color w:val="5F7279"/>
+          <w:sz w:val="20"/>
+        </w:rPr>
+        <w:t>13061747546@163.com</w:t>
+      </w:r>
+    </w:p>
+    <w:p>
+      <w:pPr>
+        <w:spacing w:after="140"/>
+        <w:jc w:val="center"/>
+      </w:pPr>
+      <w:r>
+        <w:rPr>
+          <w:rFonts w:ascii="Arial Unicode MS" w:hAnsi="Arial Unicode MS" w:eastAsia="Arial Unicode MS"/>
+          <w:b w:val="0"/>
+          <w:color w:val="5F7279"/>
+          <w:sz w:val="20"/>
+        </w:rPr>
+        <w:t>版本 1.0 中文翻译审阅稿，修订于 2026 年 10 月 3 日</w:t>
       </w:r>
     </w:p>
     <w:p>
@@ -169,7 +182,7 @@
           <w:rFonts w:ascii="Arial Unicode MS" w:hAnsi="Arial Unicode MS" w:eastAsia="Arial Unicode MS"/>
           <w:sz w:val="21"/>
         </w:rPr>
-        <w:t>Functional Movement Screen（FMS，功能性动作筛查）的评估依赖经过训练的人工观察，但在实际视频审核中，审核者常受到动作一闪而过、无法亲临现场、需要反复手动定位、判断主要依靠定性观察，以及动作信息最终被压缩成 0-3 分有序等级评分等限制。为此，我们开发了 AI-FMS：一个覆盖全部 7 个 FMS 动作的 human-in-the-loop 视频审核系统。系统提供视频上传、repetition（rep）分段、循环播放、reviewer 评分、结构化协议字段、pose overlay、定量特征、可解释的 first-pass AI 评分建议、质量警示、abstention（拒绝评分）、adjudication（裁定）和可追溯导出。系统使用二维 pose landmarks 保存关节角度、相对距离、侧别轨迹和完整动作周期事件等运动证据，同时把协议条件、疼痛、clearing 条件和最终评分的决定权保留给人类审核者。</w:t>
+        <w:t>Functional Movement Screen（FMS，功能性动作筛查）的评估依赖经过训练的人工观察，但在实际视频审核中，审核者常受到动作一闪而过、无法亲临现场、需要反复手动定位、判断主要依靠定性观察，以及动作信息最终被压缩成 0-3 分有序等级评分等限制。为此，我们开发了 AI-FMS：一个覆盖全部 7 个 FMS 动作的 human-in-the-loop 视频审核系统。上述 7 个动作均已实现视频上传、repetition（rep）分段、循环播放、reviewer 评分、结构化协议字段、pose overlay、定量特征、可解释的 first-pass AI 评分建议、质量警示、abstention（拒绝评分）、adjudication（裁定）和可追溯导出。系统使用二维 pose landmarks 保存关节角度、相对距离、侧别轨迹和完整动作周期事件等运动证据，同时把协议条件、疼痛、clearing 条件和最终评分的决定权保留给人类审核者。</w:t>
       </w:r>
     </w:p>
     <w:p>
@@ -178,7 +191,16 @@
           <w:rFonts w:ascii="Arial Unicode MS" w:hAnsi="Arial Unicode MS" w:eastAsia="Arial Unicode MS"/>
           <w:sz w:val="21"/>
         </w:rPr>
-        <w:t>Phase I 选择 4 个动作评估该工作流程：Deep Squat、Hurdle Step、Active Straight-Leg Raise 和 Rotary Stability。整理后的 corpus 包含 28 个独立源视频、29 条 ingest 记录和 110 个 canonical reps。从中以确定性、平衡化方式选出 32 个 reps，每个动作 8 条，来自 21 个源视频，并由 2 位 reviewer 完成两轮相互隔离的盲评。Round B 仍对 AI 分数和 pose evidence 保持盲法。两位 reviewer 在两轮中对 26 条双方均给出数值评分的项目全部同分，并在 Round B 对全部 32 条的最终状态达成一致。最终锁定的 AI 对 28 条项目给出输出，并对 4 条涉及分阶段协议的 Deep Squat 项目 abstain。在 25 条可与人工数值评分比较的项目中，AI-human exact agreement 为 16/25，within-one agreement 为 23/25，mean absolute error 为 0.44，linear weighted kappa 为 0.4917。进一步的分析显示，连续 pose evidence 可以区分获得相同有序分数、但采用不同完成策略的动作。这些结果支持系统的可行性和界面价值，而不是临床有效性或伤病预测。AI-FMS 展示了一种可实践的人机协作模式：自动化负责整理证据并提供可检查的建议，合格的人工 reviewer 继续对解释和最终判断负责。</w:t>
+        <w:t>在七动作系统功能实现的基础上，Phase I 定量研究重点选取 Deep Squat、Hurdle Step、Active Straight-Leg Raise 和 Rotary Stability 四个动作，整理了包含 28 个独立源视频、110 个 canonical reps 的 corpus，并选出每动作 8 条、共 32 条 reps，由 2 位 reviewer 完成两轮独立盲评。两轮均对 AI 分数、pose evidence、既往评分及另一位 reviewer 的结果保持盲法。人工评分一致性与 AI-human 评分比较构成这项研究的一部分；在 25 条可比较项目中，锁定 AI 与人工参考完全同分 16 条，相差不超过 1 分 23 条。这些结果属于内部探索性评估，尚不构成独立外部验证。</w:t>
+      </w:r>
+    </w:p>
+    <w:p>
+      <w:r>
+        <w:rPr>
+          <w:rFonts w:ascii="Arial Unicode MS" w:hAnsi="Arial Unicode MS" w:eastAsia="Arial Unicode MS"/>
+          <w:sz w:val="21"/>
+        </w:rPr>
+        <w:t>系统保留的结构化动作证据还支持进一步分析：Deep Squat 的深度与关节策略连续谱、ASLR 的双侧重复性、Hurdle Step 中相同分数对应的不同控制与扣分路径，以及 Rotary Stability 的完整周期事件结构。这些分析展示了 0-3 分之外的连续差异、左右关系和时间信息，为动作解释、跨 rep 比较及后续研究提供了可追溯依据。AI-FMS 的成果因此涵盖七动作系统实现、Phase I 定量研究，以及基于系统数据的动作分析；自动化负责整理证据和提供可检查的建议，人工 reviewer 保留最终解释与评分权。系统不用于临床诊断或伤病预测。</w:t>
       </w:r>
     </w:p>
     <w:p>
@@ -255,7 +277,7 @@
           <w:rFonts w:ascii="Arial Unicode MS" w:hAnsi="Arial Unicode MS" w:eastAsia="Arial Unicode MS"/>
           <w:sz w:val="21"/>
         </w:rPr>
-        <w:t>本报告有 4 项主要贡献：</w:t>
+        <w:t>本报告有 3 项主要贡献：</w:t>
       </w:r>
     </w:p>
     <w:p>
@@ -271,7 +293,7 @@
           <w:rFonts w:ascii="Arial Unicode MS" w:hAnsi="Arial Unicode MS" w:eastAsia="Arial Unicode MS"/>
           <w:sz w:val="21"/>
         </w:rPr>
-        <w:t>介绍一个覆盖全部 7 个 FMS 动作的端到端 AI-assisted review 平台。</w:t>
+        <w:t>实现覆盖全部 7 个 FMS 动作的端到端 AI-assisted review 系统，整合视频标注、pose evidence、可解释建议、人工审核与可追溯导出。</w:t>
       </w:r>
     </w:p>
     <w:p>
@@ -287,7 +309,7 @@
           <w:rFonts w:ascii="Arial Unicode MS" w:hAnsi="Arial Unicode MS" w:eastAsia="Arial Unicode MS"/>
           <w:sz w:val="21"/>
         </w:rPr>
-        <w:t>记录一个可复现的 Phase I corpus，以及针对 4 个动作的双 reviewer 盲评流程。</w:t>
+        <w:t>开展聚焦 4 个动作的 Phase I 定量研究，建立可复现 corpus 和双 reviewer、双轮盲评流程，并报告人工评分一致性、内部 AI-human benchmark、coverage 和 abstention。</w:t>
       </w:r>
     </w:p>
     <w:p>
@@ -303,23 +325,7 @@
           <w:rFonts w:ascii="Arial Unicode MS" w:hAnsi="Arial Unicode MS" w:eastAsia="Arial Unicode MS"/>
           <w:sz w:val="21"/>
         </w:rPr>
-        <w:t>报告内部锁定 AI-human benchmark，并同时报告 coverage 和 abstention，而不是强迫系统为每一项给出分数。</w:t>
-      </w:r>
-    </w:p>
-    <w:p>
-      <w:pPr>
-        <w:spacing w:after="80" w:line="293" w:lineRule="auto"/>
-        <w:numPr>
-          <w:ilvl w:val="0"/>
-          <w:numId w:val="14"/>
-        </w:numPr>
-      </w:pPr>
-      <w:r>
-        <w:rPr>
-          <w:rFonts w:ascii="Arial Unicode MS" w:hAnsi="Arial Unicode MS" w:eastAsia="Arial Unicode MS"/>
-          <w:sz w:val="21"/>
-        </w:rPr>
-        <w:t>展示连续 pose-derived features 如何揭示相同有序分数内部的不同动作策略，同时保持非临床主张边界。</w:t>
+        <w:t>利用系统保留的结构化动作证据，开展动作特异性的连续策略、双侧重复性、控制与扣分路径及完整周期事件分析，展示有序分数之外的信息价值，同时保持非临床主张边界。</w:t>
       </w:r>
     </w:p>
     <w:p>
@@ -464,7 +470,7 @@
         <w:spacing w:after="80" w:line="293" w:lineRule="auto"/>
         <w:numPr>
           <w:ilvl w:val="0"/>
-          <w:numId w:val="15"/>
+          <w:numId w:val="14"/>
         </w:numPr>
       </w:pPr>
       <w:r>
@@ -480,7 +486,7 @@
         <w:spacing w:after="80" w:line="293" w:lineRule="auto"/>
         <w:numPr>
           <w:ilvl w:val="0"/>
-          <w:numId w:val="16"/>
+          <w:numId w:val="15"/>
         </w:numPr>
       </w:pPr>
       <w:r>
@@ -496,7 +502,7 @@
         <w:spacing w:after="80" w:line="293" w:lineRule="auto"/>
         <w:numPr>
           <w:ilvl w:val="0"/>
-          <w:numId w:val="17"/>
+          <w:numId w:val="16"/>
         </w:numPr>
       </w:pPr>
       <w:r>
@@ -512,7 +518,7 @@
         <w:spacing w:after="80" w:line="293" w:lineRule="auto"/>
         <w:numPr>
           <w:ilvl w:val="0"/>
-          <w:numId w:val="18"/>
+          <w:numId w:val="17"/>
         </w:numPr>
       </w:pPr>
       <w:r>
@@ -528,7 +534,7 @@
         <w:spacing w:after="80" w:line="293" w:lineRule="auto"/>
         <w:numPr>
           <w:ilvl w:val="0"/>
-          <w:numId w:val="19"/>
+          <w:numId w:val="18"/>
         </w:numPr>
       </w:pPr>
       <w:r>
@@ -544,7 +550,7 @@
         <w:spacing w:after="80" w:line="293" w:lineRule="auto"/>
         <w:numPr>
           <w:ilvl w:val="0"/>
-          <w:numId w:val="20"/>
+          <w:numId w:val="19"/>
         </w:numPr>
       </w:pPr>
       <w:r>
@@ -560,7 +566,7 @@
         <w:spacing w:after="80" w:line="293" w:lineRule="auto"/>
         <w:numPr>
           <w:ilvl w:val="0"/>
-          <w:numId w:val="21"/>
+          <w:numId w:val="20"/>
         </w:numPr>
       </w:pPr>
       <w:r>
@@ -576,7 +582,7 @@
         <w:spacing w:after="80" w:line="293" w:lineRule="auto"/>
         <w:numPr>
           <w:ilvl w:val="0"/>
-          <w:numId w:val="22"/>
+          <w:numId w:val="21"/>
         </w:numPr>
       </w:pPr>
       <w:r>
@@ -899,6 +905,15 @@
           <w:rFonts w:ascii="Arial Unicode MS" w:hAnsi="Arial Unicode MS" w:eastAsia="Arial Unicode MS"/>
           <w:sz w:val="21"/>
         </w:rPr>
+        <w:t>其中一位 reviewer Haoran ZHU 已于 2025 年 7 月 17 日完成 FMS Level 1 认证，并于 2025 年 8 月 10 日获得 FMS Level 2 Certified Professional 认证，均早于 Phase I 人工审核。这些认证为其应用 FMS protocol 和解释动作证据提供了专业准备。</w:t>
+      </w:r>
+    </w:p>
+    <w:p>
+      <w:r>
+        <w:rPr>
+          <w:rFonts w:ascii="Arial Unicode MS" w:hAnsi="Arial Unicode MS" w:eastAsia="Arial Unicode MS"/>
+          <w:sz w:val="21"/>
+        </w:rPr>
         <w:t>两位 reviewer 在约 51 小时的间隔后分别完成 Round A 和 Round B。两轮中，每位 reviewer 都看不到源 filename、historical labels、AI scores、pose evidence、audio、prior answers 和另一位 reviewer 的回答。展示顺序分别随机化。Reviewer 记录：</w:t>
       </w:r>
     </w:p>
@@ -1102,7 +1117,7 @@
           <w:rFonts w:ascii="Arial Unicode MS" w:hAnsi="Arial Unicode MS" w:eastAsia="Arial Unicode MS"/>
           <w:sz w:val="21"/>
         </w:rPr>
-        <w:t>两轮之间，每位 reviewer 各修改了 1 条 numeric score，而且两处修改都涉及同一条 Hurdle Step rep。这一结果说明该小型、受训 reviewer pair 内部具有较强一致性，但在开展更大规模、多 reviewer 研究之前，不能把该结果推广到其他审核者。样本分数范围有限时，exact agreement 也可能被抬高。</w:t>
+        <w:t>两轮之间，每位 reviewer 各修改了 1 条 numeric score，而且两处修改都涉及同一条 Hurdle Step rep。这一结果说明该小型 reviewer pair 内部具有较强一致性，但在开展更大规模、多 reviewer 研究之前，不能把该结果推广到其他审核者。样本分数范围有限时，exact agreement 也可能被抬高。</w:t>
       </w:r>
     </w:p>
     <w:p>
@@ -1572,7 +1587,7 @@
                 <w:rFonts w:ascii="Arial Unicode MS" w:hAnsi="Arial Unicode MS" w:eastAsia="Arial Unicode MS"/>
                 <w:sz w:val="17"/>
               </w:rPr>
-              <w:t>该受训 reviewer pair 内的一致性</w:t>
+              <w:t>该 reviewer pair 内的一致性</w:t>
             </w:r>
           </w:p>
         </w:tc>
@@ -2235,7 +2250,7 @@
           <w:rFonts w:ascii="Arial Unicode MS" w:hAnsi="Arial Unicode MS" w:eastAsia="Arial Unicode MS"/>
           <w:sz w:val="21"/>
         </w:rPr>
-        <w:t>本项目通过 domain-led human review 与 generative-AI-assisted engineering 的反复协作完成。Haoran Zhu 的 FMS 培训和持续评分实践塑造了 protocol logic、movement-specific evidence 和 acceptance criteria。人工 reviewers 定义 rep 何时可以评分，修正 camera 和 side metadata，识别 information leakage，审核每一条 formal item，并决定对外主张边界。</w:t>
+        <w:t>本项目通过 domain-led human review 与 generative-AI-assisted engineering 的反复协作完成。Haoran ZHU 的 FMS 培训和持续评分实践塑造了 protocol logic、movement-specific evidence 和 acceptance criteria。人工 reviewers 定义 rep 何时可以评分，修正 camera 和 side metadata，识别 information leakage，审核每一条 formal item，并决定对外主张边界。</w:t>
       </w:r>
     </w:p>
     <w:p>
@@ -2252,7 +2267,7 @@
         <w:spacing w:after="80" w:line="293" w:lineRule="auto"/>
         <w:numPr>
           <w:ilvl w:val="0"/>
-          <w:numId w:val="23"/>
+          <w:numId w:val="22"/>
         </w:numPr>
       </w:pPr>
       <w:r>
@@ -2268,7 +2283,7 @@
         <w:spacing w:after="80" w:line="293" w:lineRule="auto"/>
         <w:numPr>
           <w:ilvl w:val="0"/>
-          <w:numId w:val="24"/>
+          <w:numId w:val="23"/>
         </w:numPr>
       </w:pPr>
       <w:r>
@@ -2284,7 +2299,7 @@
         <w:spacing w:after="80" w:line="293" w:lineRule="auto"/>
         <w:numPr>
           <w:ilvl w:val="0"/>
-          <w:numId w:val="25"/>
+          <w:numId w:val="24"/>
         </w:numPr>
       </w:pPr>
       <w:r>
@@ -2383,7 +2398,7 @@
           <w:rFonts w:ascii="Arial Unicode MS" w:hAnsi="Arial Unicode MS" w:eastAsia="Arial Unicode MS"/>
           <w:sz w:val="21"/>
         </w:rPr>
-        <w:t>第二，双 reviewer audit 只包含一组受训 reviewer pair，复评间隔也较短。较高的 exact agreement 还需要在更多 reviewers、更广泛经验水平、更长间隔和正式 adjudication procedure 中复验。</w:t>
+        <w:t>第二，双 reviewer audit 只包含一组 reviewer pair，复评间隔也较短。较高的 exact agreement 还需要在更多 reviewers、更广泛经验水平、更长间隔和正式 adjudication procedure 中复验。</w:t>
       </w:r>
     </w:p>
     <w:p>
@@ -2491,7 +2506,7 @@
         <w:spacing w:after="80" w:line="293" w:lineRule="auto"/>
         <w:numPr>
           <w:ilvl w:val="0"/>
-          <w:numId w:val="26"/>
+          <w:numId w:val="25"/>
         </w:numPr>
       </w:pPr>
       <w:r>
@@ -2507,7 +2522,7 @@
         <w:spacing w:after="80" w:line="293" w:lineRule="auto"/>
         <w:numPr>
           <w:ilvl w:val="0"/>
-          <w:numId w:val="27"/>
+          <w:numId w:val="26"/>
         </w:numPr>
       </w:pPr>
       <w:r>
@@ -2523,7 +2538,7 @@
         <w:spacing w:after="80" w:line="293" w:lineRule="auto"/>
         <w:numPr>
           <w:ilvl w:val="0"/>
-          <w:numId w:val="28"/>
+          <w:numId w:val="27"/>
         </w:numPr>
       </w:pPr>
       <w:r>
@@ -2539,7 +2554,7 @@
         <w:spacing w:after="80" w:line="293" w:lineRule="auto"/>
         <w:numPr>
           <w:ilvl w:val="0"/>
-          <w:numId w:val="29"/>
+          <w:numId w:val="28"/>
         </w:numPr>
       </w:pPr>
       <w:r>
@@ -2555,7 +2570,7 @@
         <w:spacing w:after="80" w:line="293" w:lineRule="auto"/>
         <w:numPr>
           <w:ilvl w:val="0"/>
-          <w:numId w:val="30"/>
+          <w:numId w:val="29"/>
         </w:numPr>
       </w:pPr>
       <w:r>
@@ -2571,7 +2586,7 @@
         <w:spacing w:after="80" w:line="293" w:lineRule="auto"/>
         <w:numPr>
           <w:ilvl w:val="0"/>
-          <w:numId w:val="31"/>
+          <w:numId w:val="30"/>
         </w:numPr>
       </w:pPr>
       <w:r>
@@ -2587,7 +2602,7 @@
         <w:spacing w:after="80" w:line="293" w:lineRule="auto"/>
         <w:numPr>
           <w:ilvl w:val="0"/>
-          <w:numId w:val="32"/>
+          <w:numId w:val="31"/>
         </w:numPr>
       </w:pPr>
       <w:r>
@@ -2603,7 +2618,7 @@
         <w:spacing w:after="80" w:line="293" w:lineRule="auto"/>
         <w:numPr>
           <w:ilvl w:val="0"/>
-          <w:numId w:val="33"/>
+          <w:numId w:val="32"/>
         </w:numPr>
       </w:pPr>
       <w:r>
@@ -2657,25 +2672,7 @@
           <w:rFonts w:ascii="Arial Unicode MS" w:hAnsi="Arial Unicode MS" w:eastAsia="Arial Unicode MS"/>
           <w:sz w:val="21"/>
         </w:rPr>
-        <w:t>在完成 repository rights 和 secret scanning 后，将提供 code 和 privacy-safe demonstration package：</w:t>
-      </w:r>
-      <w:r>
-        <w:rPr>
-          <w:rFonts w:ascii="Arial Unicode MS" w:hAnsi="Arial Unicode MS" w:eastAsia="Arial Unicode MS"/>
-          <w:b w:val="0"/>
-          <w:i w:val="0"/>
-          <w:color w:val="7A5A00"/>
-          <w:sz w:val="21"/>
-          <w:highlight w:val="yellow"/>
-        </w:rPr>
-        <w:t>[PUBLIC REPOSITORY URL]</w:t>
-      </w:r>
-      <w:r>
-        <w:rPr>
-          <w:rFonts w:ascii="Arial Unicode MS" w:hAnsi="Arial Unicode MS" w:eastAsia="Arial Unicode MS"/>
-          <w:sz w:val="21"/>
-        </w:rPr>
-        <w:t>。由于不同来源的同意和发布权不同，private Phase I corpus、raw video、pose records、reviewer event logs、comments 和 SQLite database 不公开。Aggregate analysis outputs 和 permission-cleared figures 随本 preprint 提供。</w:t>
+        <w:t>源代码和项目文档可通过 https://github.com/edwardzhu-HK/AI-FMS 公开访问。本次发布不包含托管的在线交互演示。由于不同来源的同意和发布权不同，private Phase I corpus、raw video、pose records、reviewer event logs、comments 和 SQLite database 不公开。Aggregate analysis outputs 和 permission-cleared figures 随本 preprint 提供。</w:t>
       </w:r>
     </w:p>
     <w:p>
@@ -2700,7 +2697,7 @@
           <w:i w:val="0"/>
           <w:sz w:val="21"/>
         </w:rPr>
-        <w:t>Haoran Zhu：</w:t>
+        <w:t>Haoran ZHU：</w:t>
       </w:r>
       <w:r>
         <w:rPr>
@@ -2711,51 +2708,6 @@
       </w:r>
     </w:p>
     <w:p>
-      <w:r>
-        <w:rPr>
-          <w:rFonts w:ascii="Arial Unicode MS" w:hAnsi="Arial Unicode MS" w:eastAsia="Arial Unicode MS"/>
-          <w:b/>
-          <w:i w:val="0"/>
-          <w:sz w:val="21"/>
-        </w:rPr>
-        <w:t>[确认其他人类作者]：</w:t>
-      </w:r>
-      <w:r>
-        <w:rPr>
-          <w:rFonts w:ascii="Arial Unicode MS" w:hAnsi="Arial Unicode MS" w:eastAsia="Arial Unicode MS"/>
-          <w:sz w:val="21"/>
-        </w:rPr>
-        <w:t xml:space="preserve"> [仅在确认后填写 CRediT roles]。</w:t>
-      </w:r>
-    </w:p>
-    <w:p>
-      <w:pPr>
-        <w:pStyle w:val="Heading1"/>
-      </w:pPr>
-      <w:r>
-        <w:rPr>
-          <w:rFonts w:ascii="Arial Unicode MS" w:hAnsi="Arial Unicode MS" w:eastAsia="Arial Unicode MS"/>
-        </w:rPr>
-        <w:t>致谢</w:t>
-      </w:r>
-    </w:p>
-    <w:p>
-      <w:pPr>
-        <w:keepNext w:val="0"/>
-      </w:pPr>
-      <w:r>
-        <w:rPr>
-          <w:rFonts w:ascii="Arial Unicode MS" w:hAnsi="Arial Unicode MS" w:eastAsia="Arial Unicode MS"/>
-          <w:b w:val="0"/>
-          <w:i w:val="0"/>
-          <w:color w:val="7A5A00"/>
-          <w:sz w:val="21"/>
-          <w:highlight w:val="yellow"/>
-        </w:rPr>
-        <w:t>[确认并填写对人类参与者的致谢。不要把软件列为作者。]</w:t>
-      </w:r>
-    </w:p>
-    <w:p>
       <w:pPr>
         <w:pStyle w:val="Heading1"/>
       </w:pPr>
@@ -2798,25 +2750,7 @@
           <w:rFonts w:ascii="Arial Unicode MS" w:hAnsi="Arial Unicode MS" w:eastAsia="Arial Unicode MS"/>
           <w:sz w:val="21"/>
         </w:rPr>
-        <w:t>作者声明：</w:t>
-      </w:r>
-      <w:r>
-        <w:rPr>
-          <w:rFonts w:ascii="Arial Unicode MS" w:hAnsi="Arial Unicode MS" w:eastAsia="Arial Unicode MS"/>
-          <w:b w:val="0"/>
-          <w:i w:val="0"/>
-          <w:color w:val="7A5A00"/>
-          <w:sz w:val="21"/>
-          <w:highlight w:val="yellow"/>
-        </w:rPr>
-        <w:t>[确认：不存在利益冲突 / 描述任何利益冲突]</w:t>
-      </w:r>
-      <w:r>
-        <w:rPr>
-          <w:rFonts w:ascii="Arial Unicode MS" w:hAnsi="Arial Unicode MS" w:eastAsia="Arial Unicode MS"/>
-          <w:sz w:val="21"/>
-        </w:rPr>
-        <w:t>。</w:t>
+        <w:t>作者声明不存在利益冲突。</w:t>
       </w:r>
     </w:p>
     <w:p>
@@ -2837,20 +2771,9 @@
       <w:r>
         <w:rPr>
           <w:rFonts w:ascii="Arial Unicode MS" w:hAnsi="Arial Unicode MS" w:eastAsia="Arial Unicode MS"/>
-          <w:b w:val="0"/>
-          <w:i w:val="0"/>
-          <w:color w:val="7A5A00"/>
-          <w:sz w:val="21"/>
-          <w:highlight w:val="yellow"/>
-        </w:rPr>
-        <w:t>[确认：无外部资金支持 / 提供资金说明]</w:t>
-      </w:r>
-      <w:r>
-        <w:rPr>
-          <w:rFonts w:ascii="Arial Unicode MS" w:hAnsi="Arial Unicode MS" w:eastAsia="Arial Unicode MS"/>
           <w:sz w:val="21"/>
         </w:rPr>
-        <w:t>。</w:t>
+        <w:t>本研究未获得外部资金支持。</w:t>
       </w:r>
     </w:p>
     <w:p>
@@ -2869,7 +2792,7 @@
         <w:spacing w:after="80" w:line="293" w:lineRule="auto"/>
         <w:numPr>
           <w:ilvl w:val="0"/>
-          <w:numId w:val="34"/>
+          <w:numId w:val="33"/>
         </w:numPr>
       </w:pPr>
       <w:r>
@@ -2901,7 +2824,7 @@
         <w:spacing w:after="80" w:line="293" w:lineRule="auto"/>
         <w:numPr>
           <w:ilvl w:val="0"/>
-          <w:numId w:val="35"/>
+          <w:numId w:val="34"/>
         </w:numPr>
       </w:pPr>
       <w:r>
@@ -2933,7 +2856,7 @@
         <w:spacing w:after="80" w:line="293" w:lineRule="auto"/>
         <w:numPr>
           <w:ilvl w:val="0"/>
-          <w:numId w:val="36"/>
+          <w:numId w:val="35"/>
         </w:numPr>
       </w:pPr>
       <w:r>
@@ -2965,7 +2888,7 @@
         <w:spacing w:after="80" w:line="293" w:lineRule="auto"/>
         <w:numPr>
           <w:ilvl w:val="0"/>
-          <w:numId w:val="37"/>
+          <w:numId w:val="36"/>
         </w:numPr>
       </w:pPr>
       <w:r>
@@ -2997,7 +2920,7 @@
         <w:spacing w:after="80" w:line="293" w:lineRule="auto"/>
         <w:numPr>
           <w:ilvl w:val="0"/>
-          <w:numId w:val="38"/>
+          <w:numId w:val="37"/>
         </w:numPr>
       </w:pPr>
       <w:r>
@@ -3029,7 +2952,7 @@
         <w:spacing w:after="80" w:line="293" w:lineRule="auto"/>
         <w:numPr>
           <w:ilvl w:val="0"/>
-          <w:numId w:val="39"/>
+          <w:numId w:val="38"/>
         </w:numPr>
       </w:pPr>
       <w:r>
@@ -3061,7 +2984,7 @@
         <w:spacing w:after="80" w:line="293" w:lineRule="auto"/>
         <w:numPr>
           <w:ilvl w:val="0"/>
-          <w:numId w:val="40"/>
+          <w:numId w:val="39"/>
         </w:numPr>
       </w:pPr>
       <w:r>
@@ -3093,7 +3016,7 @@
         <w:spacing w:after="80" w:line="293" w:lineRule="auto"/>
         <w:numPr>
           <w:ilvl w:val="0"/>
-          <w:numId w:val="41"/>
+          <w:numId w:val="40"/>
         </w:numPr>
       </w:pPr>
       <w:r>
@@ -3125,7 +3048,7 @@
         <w:spacing w:after="80" w:line="293" w:lineRule="auto"/>
         <w:numPr>
           <w:ilvl w:val="0"/>
-          <w:numId w:val="42"/>
+          <w:numId w:val="41"/>
         </w:numPr>
       </w:pPr>
       <w:r>
@@ -3489,7 +3412,7 @@
   <w:abstractNum w:abstractNumId="13">
     <w:multiLevelType w:val="singleLevel"/>
     <w:lvl w:ilvl="0">
-      <w:start w:val="4"/>
+      <w:start w:val="1"/>
       <w:numFmt w:val="decimal"/>
       <w:lvlText w:val="%1."/>
       <w:suff w:val="tab"/>
@@ -3507,7 +3430,7 @@
   <w:abstractNum w:abstractNumId="14">
     <w:multiLevelType w:val="singleLevel"/>
     <w:lvl w:ilvl="0">
-      <w:start w:val="1"/>
+      <w:start w:val="2"/>
       <w:numFmt w:val="decimal"/>
       <w:lvlText w:val="%1."/>
       <w:suff w:val="tab"/>
@@ -3525,7 +3448,7 @@
   <w:abstractNum w:abstractNumId="15">
     <w:multiLevelType w:val="singleLevel"/>
     <w:lvl w:ilvl="0">
-      <w:start w:val="2"/>
+      <w:start w:val="3"/>
       <w:numFmt w:val="decimal"/>
       <w:lvlText w:val="%1."/>
       <w:suff w:val="tab"/>
@@ -3543,7 +3466,7 @@
   <w:abstractNum w:abstractNumId="16">
     <w:multiLevelType w:val="singleLevel"/>
     <w:lvl w:ilvl="0">
-      <w:start w:val="3"/>
+      <w:start w:val="4"/>
       <w:numFmt w:val="decimal"/>
       <w:lvlText w:val="%1."/>
       <w:suff w:val="tab"/>
@@ -3561,7 +3484,7 @@
   <w:abstractNum w:abstractNumId="17">
     <w:multiLevelType w:val="singleLevel"/>
     <w:lvl w:ilvl="0">
-      <w:start w:val="4"/>
+      <w:start w:val="5"/>
       <w:numFmt w:val="decimal"/>
       <w:lvlText w:val="%1."/>
       <w:suff w:val="tab"/>
@@ -3579,7 +3502,7 @@
   <w:abstractNum w:abstractNumId="18">
     <w:multiLevelType w:val="singleLevel"/>
     <w:lvl w:ilvl="0">
-      <w:start w:val="5"/>
+      <w:start w:val="6"/>
       <w:numFmt w:val="decimal"/>
       <w:lvlText w:val="%1."/>
       <w:suff w:val="tab"/>
@@ -3597,7 +3520,7 @@
   <w:abstractNum w:abstractNumId="19">
     <w:multiLevelType w:val="singleLevel"/>
     <w:lvl w:ilvl="0">
-      <w:start w:val="6"/>
+      <w:start w:val="7"/>
       <w:numFmt w:val="decimal"/>
       <w:lvlText w:val="%1."/>
       <w:suff w:val="tab"/>
@@ -3615,7 +3538,7 @@
   <w:abstractNum w:abstractNumId="20">
     <w:multiLevelType w:val="singleLevel"/>
     <w:lvl w:ilvl="0">
-      <w:start w:val="7"/>
+      <w:start w:val="8"/>
       <w:numFmt w:val="decimal"/>
       <w:lvlText w:val="%1."/>
       <w:suff w:val="tab"/>
@@ -3633,7 +3556,7 @@
   <w:abstractNum w:abstractNumId="21">
     <w:multiLevelType w:val="singleLevel"/>
     <w:lvl w:ilvl="0">
-      <w:start w:val="8"/>
+      <w:start w:val="1"/>
       <w:numFmt w:val="decimal"/>
       <w:lvlText w:val="%1."/>
       <w:suff w:val="tab"/>
@@ -3651,7 +3574,7 @@
   <w:abstractNum w:abstractNumId="22">
     <w:multiLevelType w:val="singleLevel"/>
     <w:lvl w:ilvl="0">
-      <w:start w:val="1"/>
+      <w:start w:val="2"/>
       <w:numFmt w:val="decimal"/>
       <w:lvlText w:val="%1."/>
       <w:suff w:val="tab"/>
@@ -3669,7 +3592,7 @@
   <w:abstractNum w:abstractNumId="23">
     <w:multiLevelType w:val="singleLevel"/>
     <w:lvl w:ilvl="0">
-      <w:start w:val="2"/>
+      <w:start w:val="3"/>
       <w:numFmt w:val="decimal"/>
       <w:lvlText w:val="%1."/>
       <w:suff w:val="tab"/>
@@ -3687,7 +3610,7 @@
   <w:abstractNum w:abstractNumId="24">
     <w:multiLevelType w:val="singleLevel"/>
     <w:lvl w:ilvl="0">
-      <w:start w:val="3"/>
+      <w:start w:val="1"/>
       <w:numFmt w:val="decimal"/>
       <w:lvlText w:val="%1."/>
       <w:suff w:val="tab"/>
@@ -3705,7 +3628,7 @@
   <w:abstractNum w:abstractNumId="25">
     <w:multiLevelType w:val="singleLevel"/>
     <w:lvl w:ilvl="0">
-      <w:start w:val="1"/>
+      <w:start w:val="2"/>
       <w:numFmt w:val="decimal"/>
       <w:lvlText w:val="%1."/>
       <w:suff w:val="tab"/>
@@ -3723,7 +3646,7 @@
   <w:abstractNum w:abstractNumId="26">
     <w:multiLevelType w:val="singleLevel"/>
     <w:lvl w:ilvl="0">
-      <w:start w:val="2"/>
+      <w:start w:val="3"/>
       <w:numFmt w:val="decimal"/>
       <w:lvlText w:val="%1."/>
       <w:suff w:val="tab"/>
@@ -3741,7 +3664,7 @@
   <w:abstractNum w:abstractNumId="27">
     <w:multiLevelType w:val="singleLevel"/>
     <w:lvl w:ilvl="0">
-      <w:start w:val="3"/>
+      <w:start w:val="4"/>
       <w:numFmt w:val="decimal"/>
       <w:lvlText w:val="%1."/>
       <w:suff w:val="tab"/>
@@ -3759,7 +3682,7 @@
   <w:abstractNum w:abstractNumId="28">
     <w:multiLevelType w:val="singleLevel"/>
     <w:lvl w:ilvl="0">
-      <w:start w:val="4"/>
+      <w:start w:val="5"/>
       <w:numFmt w:val="decimal"/>
       <w:lvlText w:val="%1."/>
       <w:suff w:val="tab"/>
@@ -3777,7 +3700,7 @@
   <w:abstractNum w:abstractNumId="29">
     <w:multiLevelType w:val="singleLevel"/>
     <w:lvl w:ilvl="0">
-      <w:start w:val="5"/>
+      <w:start w:val="6"/>
       <w:numFmt w:val="decimal"/>
       <w:lvlText w:val="%1."/>
       <w:suff w:val="tab"/>
@@ -3795,7 +3718,7 @@
   <w:abstractNum w:abstractNumId="30">
     <w:multiLevelType w:val="singleLevel"/>
     <w:lvl w:ilvl="0">
-      <w:start w:val="6"/>
+      <w:start w:val="7"/>
       <w:numFmt w:val="decimal"/>
       <w:lvlText w:val="%1."/>
       <w:suff w:val="tab"/>
@@ -3813,7 +3736,7 @@
   <w:abstractNum w:abstractNumId="31">
     <w:multiLevelType w:val="singleLevel"/>
     <w:lvl w:ilvl="0">
-      <w:start w:val="7"/>
+      <w:start w:val="8"/>
       <w:numFmt w:val="decimal"/>
       <w:lvlText w:val="%1."/>
       <w:suff w:val="tab"/>
@@ -3831,7 +3754,7 @@
   <w:abstractNum w:abstractNumId="32">
     <w:multiLevelType w:val="singleLevel"/>
     <w:lvl w:ilvl="0">
-      <w:start w:val="8"/>
+      <w:start w:val="1"/>
       <w:numFmt w:val="decimal"/>
       <w:lvlText w:val="%1."/>
       <w:suff w:val="tab"/>
@@ -3849,7 +3772,7 @@
   <w:abstractNum w:abstractNumId="33">
     <w:multiLevelType w:val="singleLevel"/>
     <w:lvl w:ilvl="0">
-      <w:start w:val="1"/>
+      <w:start w:val="2"/>
       <w:numFmt w:val="decimal"/>
       <w:lvlText w:val="%1."/>
       <w:suff w:val="tab"/>
@@ -3867,7 +3790,7 @@
   <w:abstractNum w:abstractNumId="34">
     <w:multiLevelType w:val="singleLevel"/>
     <w:lvl w:ilvl="0">
-      <w:start w:val="2"/>
+      <w:start w:val="3"/>
       <w:numFmt w:val="decimal"/>
       <w:lvlText w:val="%1."/>
       <w:suff w:val="tab"/>
@@ -3885,7 +3808,7 @@
   <w:abstractNum w:abstractNumId="35">
     <w:multiLevelType w:val="singleLevel"/>
     <w:lvl w:ilvl="0">
-      <w:start w:val="3"/>
+      <w:start w:val="4"/>
       <w:numFmt w:val="decimal"/>
       <w:lvlText w:val="%1."/>
       <w:suff w:val="tab"/>
@@ -3903,7 +3826,7 @@
   <w:abstractNum w:abstractNumId="36">
     <w:multiLevelType w:val="singleLevel"/>
     <w:lvl w:ilvl="0">
-      <w:start w:val="4"/>
+      <w:start w:val="5"/>
       <w:numFmt w:val="decimal"/>
       <w:lvlText w:val="%1."/>
       <w:suff w:val="tab"/>
@@ -3921,7 +3844,7 @@
   <w:abstractNum w:abstractNumId="37">
     <w:multiLevelType w:val="singleLevel"/>
     <w:lvl w:ilvl="0">
-      <w:start w:val="5"/>
+      <w:start w:val="6"/>
       <w:numFmt w:val="decimal"/>
       <w:lvlText w:val="%1."/>
       <w:suff w:val="tab"/>
@@ -3939,7 +3862,7 @@
   <w:abstractNum w:abstractNumId="38">
     <w:multiLevelType w:val="singleLevel"/>
     <w:lvl w:ilvl="0">
-      <w:start w:val="6"/>
+      <w:start w:val="7"/>
       <w:numFmt w:val="decimal"/>
       <w:lvlText w:val="%1."/>
       <w:suff w:val="tab"/>
@@ -3957,7 +3880,7 @@
   <w:abstractNum w:abstractNumId="39">
     <w:multiLevelType w:val="singleLevel"/>
     <w:lvl w:ilvl="0">
-      <w:start w:val="7"/>
+      <w:start w:val="8"/>
       <w:numFmt w:val="decimal"/>
       <w:lvlText w:val="%1."/>
       <w:suff w:val="tab"/>
@@ -3975,7 +3898,7 @@
   <w:abstractNum w:abstractNumId="40">
     <w:multiLevelType w:val="singleLevel"/>
     <w:lvl w:ilvl="0">
-      <w:start w:val="8"/>
+      <w:start w:val="9"/>
       <w:numFmt w:val="decimal"/>
       <w:lvlText w:val="%1."/>
       <w:suff w:val="tab"/>
@@ -3989,24 +3912,6 @@
   </w:abstractNum>
   <w:num w:numId="41">
     <w:abstractNumId w:val="40"/>
-  </w:num>
-  <w:abstractNum w:abstractNumId="41">
-    <w:multiLevelType w:val="singleLevel"/>
-    <w:lvl w:ilvl="0">
-      <w:start w:val="9"/>
-      <w:numFmt w:val="decimal"/>
-      <w:lvlText w:val="%1."/>
-      <w:suff w:val="tab"/>
-      <w:pPr>
-        <w:tabs>
-          <w:tab w:val="num" w:pos="540"/>
-        </w:tabs>
-        <w:ind w:left="540" w:hanging="270"/>
-      </w:pPr>
-    </w:lvl>
-  </w:abstractNum>
-  <w:num w:numId="42">
-    <w:abstractNumId w:val="41"/>
   </w:num>
 </w:numbering>
 </file>

--- a/output/publication/ai-fms-multichannel-release-2026-08-25/01-zenodo-preprint/AI-FMS_System_Development_Phase_I_Evaluation_Preprint.zh-CN.docx
+++ b/output/publication/ai-fms-multichannel-release-2026-08-25/01-zenodo-preprint/AI-FMS_System_Development_Phase_I_Evaluation_Preprint.zh-CN.docx
@@ -119,9 +119,8 @@
           <w:b w:val="0"/>
           <w:color w:val="5F7279"/>
           <w:sz w:val="20"/>
-          <w:highlight w:val="yellow"/>
         </w:rPr>
-        <w:t>DOI：[在最终 PDF 前于 Zenodo 预留]</w:t>
+        <w:t>DOI：10.5281/zenodo.23118144</w:t>
       </w:r>
     </w:p>
     <w:p>
